--- a/backend/docs/template-plano-acao.docx
+++ b/backend/docs/template-plano-acao.docx
@@ -842,6 +842,7 @@
       </w:r>
     </w:p>
     <w:sectPr>
+      <w:headerReference w:type="default" r:id="rId6"/>
       <w:pgSz w:w="16838" w:h="11906" w:orient="landscape"/>
       <w:pgMar w:top="1080" w:right="1080" w:bottom="1080" w:left="1080" w:header="708" w:footer="708" w:gutter="0"/>
       <w:pgNumType w:start="1"/>
@@ -849,6 +850,108 @@
     </w:sectPr>
   </w:body>
 </w:document>
+</file>
+
+<file path=word/endnotes.xml><?xml version="1.0" encoding="utf-8"?>
+<w:endnotes xmlns:wpc="http://schemas.microsoft.com/office/word/2010/wordprocessingCanvas" xmlns:cx="http://schemas.microsoft.com/office/drawing/2014/chartex" xmlns:cx1="http://schemas.microsoft.com/office/drawing/2015/9/8/chartex" xmlns:cx2="http://schemas.microsoft.com/office/drawing/2015/10/21/chartex" xmlns:cx3="http://schemas.microsoft.com/office/drawing/2016/5/9/chartex" xmlns:cx4="http://schemas.microsoft.com/office/drawing/2016/5/10/chartex" xmlns:cx5="http://schemas.microsoft.com/office/drawing/2016/5/11/chartex" xmlns:cx6="http://schemas.microsoft.com/office/drawing/2016/5/12/chartex" xmlns:cx7="http://schemas.microsoft.com/office/drawing/2016/5/13/chartex" xmlns:cx8="http://schemas.microsoft.com/office/drawing/2016/5/14/chartex" xmlns:mc="http://schemas.openxmlformats.org/markup-compatibility/2006" xmlns:aink="http://schemas.microsoft.com/office/drawing/2016/ink" xmlns:am3d="http://schemas.microsoft.com/office/drawing/2017/model3d" xmlns:o="urn:schemas-microsoft-com:office:office" xmlns:oel="http://schemas.microsoft.com/office/2019/extlst" xmlns:r="http://schemas.openxmlformats.org/officeDocument/2006/relationships" xmlns:m="http://schemas.openxmlformats.org/officeDocument/2006/math" xmlns:v="urn:schemas-microsoft-com:vml" xmlns:wp14="http://schemas.microsoft.com/office/word/2010/wordprocessingDrawing" xmlns:wp="http://schemas.openxmlformats.org/drawingml/2006/wordprocessingDrawing" xmlns:w10="urn:schemas-microsoft-com:office:word" xmlns:w="http://schemas.openxmlformats.org/wordprocessingml/2006/main" xmlns:w14="http://schemas.microsoft.com/office/word/2010/wordml" xmlns:w15="http://schemas.microsoft.com/office/word/2012/wordml" xmlns:w16cex="http://schemas.microsoft.com/office/word/2018/wordml/cex" xmlns:w16cid="http://schemas.microsoft.com/office/word/2016/wordml/cid" xmlns:w16="http://schemas.microsoft.com/office/word/2018/wordml" xmlns:w16du="http://schemas.microsoft.com/office/word/2023/wordml/word16du" xmlns:w16sdtdh="http://schemas.microsoft.com/office/word/2020/wordml/sdtdatahash" xmlns:w16sdtfl="http://schemas.microsoft.com/office/word/2024/wordml/sdtformatlock" xmlns:w16se="http://schemas.microsoft.com/office/word/2015/wordml/symex" xmlns:wpg="http://schemas.microsoft.com/office/word/2010/wordprocessingGroup" xmlns:wpi="http://schemas.microsoft.com/office/word/2010/wordprocessingInk" xmlns:wne="http://schemas.microsoft.com/office/word/2006/wordml" xmlns:wps="http://schemas.microsoft.com/office/word/2010/wordprocessingShape" mc:Ignorable="w14 w15 w16se w16cid w16 w16cex w16sdtdh w16sdtfl w16du wp14">
+  <w:endnote w:type="separator" w:id="-1">
+    <w:p>
+      <w:r>
+        <w:separator/>
+      </w:r>
+    </w:p>
+  </w:endnote>
+  <w:endnote w:type="continuationSeparator" w:id="0">
+    <w:p>
+      <w:r>
+        <w:continuationSeparator/>
+      </w:r>
+    </w:p>
+  </w:endnote>
+</w:endnotes>
+</file>
+
+<file path=word/footnotes.xml><?xml version="1.0" encoding="utf-8"?>
+<w:footnotes xmlns:wpc="http://schemas.microsoft.com/office/word/2010/wordprocessingCanvas" xmlns:cx="http://schemas.microsoft.com/office/drawing/2014/chartex" xmlns:cx1="http://schemas.microsoft.com/office/drawing/2015/9/8/chartex" xmlns:cx2="http://schemas.microsoft.com/office/drawing/2015/10/21/chartex" xmlns:cx3="http://schemas.microsoft.com/office/drawing/2016/5/9/chartex" xmlns:cx4="http://schemas.microsoft.com/office/drawing/2016/5/10/chartex" xmlns:cx5="http://schemas.microsoft.com/office/drawing/2016/5/11/chartex" xmlns:cx6="http://schemas.microsoft.com/office/drawing/2016/5/12/chartex" xmlns:cx7="http://schemas.microsoft.com/office/drawing/2016/5/13/chartex" xmlns:cx8="http://schemas.microsoft.com/office/drawing/2016/5/14/chartex" xmlns:mc="http://schemas.openxmlformats.org/markup-compatibility/2006" xmlns:aink="http://schemas.microsoft.com/office/drawing/2016/ink" xmlns:am3d="http://schemas.microsoft.com/office/drawing/2017/model3d" xmlns:o="urn:schemas-microsoft-com:office:office" xmlns:oel="http://schemas.microsoft.com/office/2019/extlst" xmlns:r="http://schemas.openxmlformats.org/officeDocument/2006/relationships" xmlns:m="http://schemas.openxmlformats.org/officeDocument/2006/math" xmlns:v="urn:schemas-microsoft-com:vml" xmlns:wp14="http://schemas.microsoft.com/office/word/2010/wordprocessingDrawing" xmlns:wp="http://schemas.openxmlformats.org/drawingml/2006/wordprocessingDrawing" xmlns:w10="urn:schemas-microsoft-com:office:word" xmlns:w="http://schemas.openxmlformats.org/wordprocessingml/2006/main" xmlns:w14="http://schemas.microsoft.com/office/word/2010/wordml" xmlns:w15="http://schemas.microsoft.com/office/word/2012/wordml" xmlns:w16cex="http://schemas.microsoft.com/office/word/2018/wordml/cex" xmlns:w16cid="http://schemas.microsoft.com/office/word/2016/wordml/cid" xmlns:w16="http://schemas.microsoft.com/office/word/2018/wordml" xmlns:w16du="http://schemas.microsoft.com/office/word/2023/wordml/word16du" xmlns:w16sdtdh="http://schemas.microsoft.com/office/word/2020/wordml/sdtdatahash" xmlns:w16sdtfl="http://schemas.microsoft.com/office/word/2024/wordml/sdtformatlock" xmlns:w16se="http://schemas.microsoft.com/office/word/2015/wordml/symex" xmlns:wpg="http://schemas.microsoft.com/office/word/2010/wordprocessingGroup" xmlns:wpi="http://schemas.microsoft.com/office/word/2010/wordprocessingInk" xmlns:wne="http://schemas.microsoft.com/office/word/2006/wordml" xmlns:wps="http://schemas.microsoft.com/office/word/2010/wordprocessingShape" mc:Ignorable="w14 w15 w16se w16cid w16 w16cex w16sdtdh w16sdtfl w16du wp14">
+  <w:footnote w:type="separator" w:id="-1">
+    <w:p>
+      <w:r>
+        <w:separator/>
+      </w:r>
+    </w:p>
+  </w:footnote>
+  <w:footnote w:type="continuationSeparator" w:id="0">
+    <w:p>
+      <w:r>
+        <w:continuationSeparator/>
+      </w:r>
+    </w:p>
+  </w:footnote>
+</w:footnotes>
+</file>
+
+<file path=word/header1.xml><?xml version="1.0" encoding="utf-8"?>
+<w:hdr xmlns:wpc="http://schemas.microsoft.com/office/word/2010/wordprocessingCanvas" xmlns:cx="http://schemas.microsoft.com/office/drawing/2014/chartex" xmlns:cx1="http://schemas.microsoft.com/office/drawing/2015/9/8/chartex" xmlns:cx2="http://schemas.microsoft.com/office/drawing/2015/10/21/chartex" xmlns:cx3="http://schemas.microsoft.com/office/drawing/2016/5/9/chartex" xmlns:cx4="http://schemas.microsoft.com/office/drawing/2016/5/10/chartex" xmlns:cx5="http://schemas.microsoft.com/office/drawing/2016/5/11/chartex" xmlns:cx6="http://schemas.microsoft.com/office/drawing/2016/5/12/chartex" xmlns:cx7="http://schemas.microsoft.com/office/drawing/2016/5/13/chartex" xmlns:cx8="http://schemas.microsoft.com/office/drawing/2016/5/14/chartex" xmlns:mc="http://schemas.openxmlformats.org/markup-compatibility/2006" xmlns:aink="http://schemas.microsoft.com/office/drawing/2016/ink" xmlns:am3d="http://schemas.microsoft.com/office/drawing/2017/model3d" xmlns:o="urn:schemas-microsoft-com:office:office" xmlns:oel="http://schemas.microsoft.com/office/2019/extlst" xmlns:r="http://schemas.openxmlformats.org/officeDocument/2006/relationships" xmlns:m="http://schemas.openxmlformats.org/officeDocument/2006/math" xmlns:v="urn:schemas-microsoft-com:vml" xmlns:wp14="http://schemas.microsoft.com/office/word/2010/wordprocessingDrawing" xmlns:wp="http://schemas.openxmlformats.org/drawingml/2006/wordprocessingDrawing" xmlns:w10="urn:schemas-microsoft-com:office:word" xmlns:w="http://schemas.openxmlformats.org/wordprocessingml/2006/main" xmlns:w14="http://schemas.microsoft.com/office/word/2010/wordml" xmlns:w15="http://schemas.microsoft.com/office/word/2012/wordml" xmlns:w16cex="http://schemas.microsoft.com/office/word/2018/wordml/cex" xmlns:w16cid="http://schemas.microsoft.com/office/word/2016/wordml/cid" xmlns:w16="http://schemas.microsoft.com/office/word/2018/wordml" xmlns:w16du="http://schemas.microsoft.com/office/word/2023/wordml/word16du" xmlns:w16sdtdh="http://schemas.microsoft.com/office/word/2020/wordml/sdtdatahash" xmlns:w16sdtfl="http://schemas.microsoft.com/office/word/2024/wordml/sdtformatlock" xmlns:w16se="http://schemas.microsoft.com/office/word/2015/wordml/symex" xmlns:wpg="http://schemas.microsoft.com/office/word/2010/wordprocessingGroup" xmlns:wpi="http://schemas.microsoft.com/office/word/2010/wordprocessingInk" xmlns:wne="http://schemas.microsoft.com/office/word/2006/wordml" xmlns:wps="http://schemas.microsoft.com/office/word/2010/wordprocessingShape" mc:Ignorable="w14 w15 w16se w16cid w16 w16cex w16sdtdh w16sdtfl w16du wp14">
+  <w:p>
+    <w:pPr>
+      <w:pStyle w:val="Cabealho"/>
+      <w:jc w:val="center"/>
+    </w:pPr>
+    <w:r>
+      <w:rPr>
+        <w:noProof/>
+      </w:rPr>
+      <w:drawing>
+        <wp:inline distT="0" distB="0" distL="0" distR="0" wp14:anchorId="10008C6C" wp14:editId="4E2159C4">
+          <wp:extent cx="1952625" cy="500595"/>
+          <wp:effectExtent l="0" t="0" r="0" b="0"/>
+          <wp:docPr id="1934498991" name="Imagem 1"/>
+          <wp:cNvGraphicFramePr>
+            <a:graphicFrameLocks xmlns:a="http://schemas.openxmlformats.org/drawingml/2006/main" noChangeAspect="1"/>
+          </wp:cNvGraphicFramePr>
+          <a:graphic xmlns:a="http://schemas.openxmlformats.org/drawingml/2006/main">
+            <a:graphicData uri="http://schemas.openxmlformats.org/drawingml/2006/picture">
+              <pic:pic xmlns:pic="http://schemas.openxmlformats.org/drawingml/2006/picture">
+                <pic:nvPicPr>
+                  <pic:cNvPr id="0" name="Picture 1"/>
+                  <pic:cNvPicPr>
+                    <a:picLocks noChangeAspect="1" noChangeArrowheads="1"/>
+                  </pic:cNvPicPr>
+                </pic:nvPicPr>
+                <pic:blipFill>
+                  <a:blip r:embed="rId1">
+                    <a:extLst>
+                      <a:ext uri="{28A0092B-C50C-407E-A947-70E740481C1C}">
+                        <a14:useLocalDpi xmlns:a14="http://schemas.microsoft.com/office/drawing/2010/main" val="0"/>
+                      </a:ext>
+                    </a:extLst>
+                  </a:blip>
+                  <a:srcRect/>
+                  <a:stretch>
+                    <a:fillRect/>
+                  </a:stretch>
+                </pic:blipFill>
+                <pic:spPr bwMode="auto">
+                  <a:xfrm>
+                    <a:off x="0" y="0"/>
+                    <a:ext cx="2023389" cy="518737"/>
+                  </a:xfrm>
+                  <a:prstGeom prst="rect">
+                    <a:avLst/>
+                  </a:prstGeom>
+                  <a:noFill/>
+                  <a:ln>
+                    <a:noFill/>
+                  </a:ln>
+                </pic:spPr>
+              </pic:pic>
+            </a:graphicData>
+          </a:graphic>
+        </wp:inline>
+      </w:drawing>
+    </w:r>
+  </w:p>
+</w:hdr>
 </file>
 
 <file path=word/styles.xml><?xml version="1.0" encoding="utf-8"?>
@@ -1487,6 +1590,48 @@
       </w:tblCellMar>
     </w:tblPr>
   </w:style>
+  <w:style w:type="paragraph" w:styleId="Cabealho">
+    <w:name w:val="header"/>
+    <w:basedOn w:val="Normal"/>
+    <w:link w:val="CabealhoChar"/>
+    <w:uiPriority w:val="99"/>
+    <w:unhideWhenUsed/>
+    <w:rsid w:val="00963B91"/>
+    <w:pPr>
+      <w:tabs>
+        <w:tab w:val="center" w:pos="4252"/>
+        <w:tab w:val="right" w:pos="8504"/>
+      </w:tabs>
+    </w:pPr>
+  </w:style>
+  <w:style w:type="character" w:customStyle="1" w:styleId="CabealhoChar">
+    <w:name w:val="Cabeçalho Char"/>
+    <w:basedOn w:val="Fontepargpadro"/>
+    <w:link w:val="Cabealho"/>
+    <w:uiPriority w:val="99"/>
+    <w:rsid w:val="00963B91"/>
+  </w:style>
+  <w:style w:type="paragraph" w:styleId="Rodap">
+    <w:name w:val="footer"/>
+    <w:basedOn w:val="Normal"/>
+    <w:link w:val="RodapChar"/>
+    <w:uiPriority w:val="99"/>
+    <w:unhideWhenUsed/>
+    <w:rsid w:val="00963B91"/>
+    <w:pPr>
+      <w:tabs>
+        <w:tab w:val="center" w:pos="4252"/>
+        <w:tab w:val="right" w:pos="8504"/>
+      </w:tabs>
+    </w:pPr>
+  </w:style>
+  <w:style w:type="character" w:customStyle="1" w:styleId="RodapChar">
+    <w:name w:val="Rodapé Char"/>
+    <w:basedOn w:val="Fontepargpadro"/>
+    <w:link w:val="Rodap"/>
+    <w:uiPriority w:val="99"/>
+    <w:rsid w:val="00963B91"/>
+  </w:style>
 </w:styles>
 </file>
 
